--- a/fuentes/228122_CF07_CFA.docx
+++ b/fuentes/228122_CF07_CFA.docx
@@ -10337,6 +10337,21 @@
     </w:p>
     <w:p>
       <w:pPr>
+        <w:spacing w:before="0" w:after="160" w:line="259" w:lineRule="auto"/>
+        <w:ind w:firstLine="0"/>
+        <w:rPr>
+          <w:lang w:val="es-419" w:eastAsia="es-CO"/>
+        </w:rPr>
+      </w:pPr>
+      <w:r>
+        <w:rPr>
+          <w:lang w:val="es-419" w:eastAsia="es-CO"/>
+        </w:rPr>
+        <w:br w:type="page"/>
+      </w:r>
+    </w:p>
+    <w:p>
+      <w:pPr>
         <w:rPr>
           <w:lang w:val="es-419" w:eastAsia="es-CO"/>
         </w:rPr>
@@ -10346,6 +10361,7 @@
         <w:rPr>
           <w:lang w:val="es-419" w:eastAsia="es-CO"/>
         </w:rPr>
+        <w:lastRenderedPageBreak/>
         <w:t>public</w:t>
       </w:r>
       <w:proofErr w:type="spellEnd"/>
@@ -10376,18 +10392,10 @@
           <w:lang w:val="es-419" w:eastAsia="es-CO"/>
         </w:rPr>
       </w:pPr>
-    </w:p>
-    <w:p>
-      <w:pPr>
-        <w:rPr>
-          <w:lang w:val="es-419" w:eastAsia="es-CO"/>
-        </w:rPr>
-      </w:pPr>
-      <w:r>
-        <w:rPr>
-          <w:lang w:val="es-419" w:eastAsia="es-CO"/>
-        </w:rPr>
-        <w:lastRenderedPageBreak/>
+      <w:r>
+        <w:rPr>
+          <w:lang w:val="es-419" w:eastAsia="es-CO"/>
+        </w:rPr>
         <w:t xml:space="preserve">    </w:t>
       </w:r>
       <w:proofErr w:type="spellStart"/>
@@ -10796,7 +10804,6 @@
         <w:rPr>
           <w:lang w:val="es-419"/>
         </w:rPr>
-        <w:lastRenderedPageBreak/>
         <w:t>Ciclo de vida básico de un objeto en Java</w:t>
       </w:r>
     </w:p>
@@ -11424,6 +11431,21 @@
     </w:p>
     <w:p>
       <w:pPr>
+        <w:spacing w:before="0" w:after="160" w:line="259" w:lineRule="auto"/>
+        <w:ind w:firstLine="0"/>
+        <w:rPr>
+          <w:lang w:val="es-419" w:eastAsia="es-CO"/>
+        </w:rPr>
+      </w:pPr>
+      <w:r>
+        <w:rPr>
+          <w:lang w:val="es-419" w:eastAsia="es-CO"/>
+        </w:rPr>
+        <w:br w:type="page"/>
+      </w:r>
+    </w:p>
+    <w:p>
+      <w:pPr>
         <w:rPr>
           <w:lang w:val="es-419" w:eastAsia="es-CO"/>
         </w:rPr>
@@ -11433,6 +11455,7 @@
         <w:rPr>
           <w:lang w:val="es-419" w:eastAsia="es-CO"/>
         </w:rPr>
+        <w:lastRenderedPageBreak/>
         <w:t>class</w:t>
       </w:r>
       <w:proofErr w:type="spellEnd"/>
@@ -11453,7 +11476,6 @@
         <w:rPr>
           <w:lang w:val="es-419" w:eastAsia="es-CO"/>
         </w:rPr>
-        <w:lastRenderedPageBreak/>
         <w:t xml:space="preserve">    </w:t>
       </w:r>
       <w:proofErr w:type="spellStart"/>
@@ -11885,14 +11907,8 @@
         <w:rPr>
           <w:lang w:val="es-419" w:eastAsia="es-CO"/>
         </w:rPr>
-        <w:t xml:space="preserve">La comprensión de estos tipos de herencia permite seleccionar la estrategia más adecuada durante el diseño de aplicaciones orientadas a objetos, favoreciendo </w:t>
-      </w:r>
-      <w:r>
-        <w:rPr>
-          <w:lang w:val="es-419" w:eastAsia="es-CO"/>
-        </w:rPr>
         <w:lastRenderedPageBreak/>
-        <w:t>soluciones organizadas, reutilizables y acordes con las características del lenguaje de programación empleado.</w:t>
+        <w:t>La comprensión de estos tipos de herencia permite seleccionar la estrategia más adecuada durante el diseño de aplicaciones orientadas a objetos, favoreciendo soluciones organizadas, reutilizables y acordes con las características del lenguaje de programación empleado.</w:t>
       </w:r>
     </w:p>
     <w:p>
@@ -12055,13 +12071,6 @@
         </w:rPr>
         <w:t xml:space="preserve"> Persona {</w:t>
       </w:r>
-    </w:p>
-    <w:p>
-      <w:pPr>
-        <w:rPr>
-          <w:lang w:val="es-419" w:eastAsia="es-CO"/>
-        </w:rPr>
-      </w:pPr>
     </w:p>
     <w:p>
       <w:pPr>
@@ -13549,6 +13558,21 @@
     </w:p>
     <w:p>
       <w:pPr>
+        <w:spacing w:before="0" w:after="160" w:line="259" w:lineRule="auto"/>
+        <w:ind w:firstLine="0"/>
+        <w:rPr>
+          <w:lang w:val="es-419" w:eastAsia="es-CO"/>
+        </w:rPr>
+      </w:pPr>
+      <w:r>
+        <w:rPr>
+          <w:lang w:val="es-419" w:eastAsia="es-CO"/>
+        </w:rPr>
+        <w:br w:type="page"/>
+      </w:r>
+    </w:p>
+    <w:p>
+      <w:pPr>
         <w:rPr>
           <w:lang w:val="es-419" w:eastAsia="es-CO"/>
         </w:rPr>
@@ -13558,6 +13582,7 @@
         <w:rPr>
           <w:lang w:val="es-419" w:eastAsia="es-CO"/>
         </w:rPr>
+        <w:lastRenderedPageBreak/>
         <w:t>class</w:t>
       </w:r>
       <w:proofErr w:type="spellEnd"/>
@@ -13567,13 +13592,6 @@
         </w:rPr>
         <w:t xml:space="preserve"> Persona {</w:t>
       </w:r>
-    </w:p>
-    <w:p>
-      <w:pPr>
-        <w:rPr>
-          <w:lang w:val="es-419" w:eastAsia="es-CO"/>
-        </w:rPr>
-      </w:pPr>
     </w:p>
     <w:p>
       <w:pPr>
@@ -15604,6 +15622,21 @@
     </w:p>
     <w:p>
       <w:pPr>
+        <w:spacing w:before="0" w:after="160" w:line="259" w:lineRule="auto"/>
+        <w:ind w:firstLine="0"/>
+        <w:rPr>
+          <w:lang w:val="es-419" w:eastAsia="es-CO"/>
+        </w:rPr>
+      </w:pPr>
+      <w:r>
+        <w:rPr>
+          <w:lang w:val="es-419" w:eastAsia="es-CO"/>
+        </w:rPr>
+        <w:br w:type="page"/>
+      </w:r>
+    </w:p>
+    <w:p>
+      <w:pPr>
         <w:rPr>
           <w:lang w:val="es-419" w:eastAsia="es-CO"/>
         </w:rPr>
@@ -15613,6 +15646,7 @@
         <w:rPr>
           <w:lang w:val="es-419" w:eastAsia="es-CO"/>
         </w:rPr>
+        <w:lastRenderedPageBreak/>
         <w:t>class</w:t>
       </w:r>
       <w:proofErr w:type="spellEnd"/>
@@ -15622,13 +15656,6 @@
         </w:rPr>
         <w:t xml:space="preserve"> Persona {</w:t>
       </w:r>
-    </w:p>
-    <w:p>
-      <w:pPr>
-        <w:rPr>
-          <w:lang w:val="es-419" w:eastAsia="es-CO"/>
-        </w:rPr>
-      </w:pPr>
     </w:p>
     <w:p>
       <w:pPr>
@@ -17412,7 +17439,19 @@
         <w:rPr>
           <w:lang w:val="es-419" w:eastAsia="es-CO"/>
         </w:rPr>
-        <w:t xml:space="preserve">Durante la implementación de una aplicación es común que se presenten errores relacionados con la sintaxis, la lógica o el funcionamiento del programa. Por esta razón, la depuración y las pruebas constituyen actividades fundamentales para identificar, analizar y corregir estas situaciones, garantizando que el </w:t>
+        <w:t>Durante la implementación de una aplicación</w:t>
+      </w:r>
+      <w:r>
+        <w:rPr>
+          <w:lang w:val="es-419" w:eastAsia="es-CO"/>
+        </w:rPr>
+        <w:t>,</w:t>
+      </w:r>
+      <w:r>
+        <w:rPr>
+          <w:lang w:val="es-419" w:eastAsia="es-CO"/>
+        </w:rPr>
+        <w:t xml:space="preserve"> es común que se presenten errores relacionados con la sintaxis, la lógica o el funcionamiento del programa. Por esta razón, la depuración y las pruebas constituyen actividades fundamentales para identificar, analizar y corregir estas situaciones, garantizando que el </w:t>
       </w:r>
       <w:r>
         <w:rPr>
@@ -17626,6 +17665,21 @@
     </w:p>
     <w:p>
       <w:pPr>
+        <w:spacing w:before="0" w:after="160" w:line="259" w:lineRule="auto"/>
+        <w:ind w:firstLine="0"/>
+        <w:rPr>
+          <w:lang w:val="es-419" w:eastAsia="es-CO"/>
+        </w:rPr>
+      </w:pPr>
+      <w:r>
+        <w:rPr>
+          <w:lang w:val="es-419" w:eastAsia="es-CO"/>
+        </w:rPr>
+        <w:br w:type="page"/>
+      </w:r>
+    </w:p>
+    <w:p>
+      <w:pPr>
         <w:rPr>
           <w:lang w:val="es-419" w:eastAsia="es-CO"/>
         </w:rPr>
@@ -17635,6 +17689,7 @@
         <w:rPr>
           <w:lang w:val="es-419" w:eastAsia="es-CO"/>
         </w:rPr>
+        <w:lastRenderedPageBreak/>
         <w:t>public</w:t>
       </w:r>
       <w:proofErr w:type="spellEnd"/>
@@ -17679,18 +17734,10 @@
           <w:lang w:val="es-419" w:eastAsia="es-CO"/>
         </w:rPr>
       </w:pPr>
-    </w:p>
-    <w:p>
-      <w:pPr>
-        <w:rPr>
-          <w:lang w:val="es-419" w:eastAsia="es-CO"/>
-        </w:rPr>
-      </w:pPr>
-      <w:r>
-        <w:rPr>
-          <w:lang w:val="es-419" w:eastAsia="es-CO"/>
-        </w:rPr>
-        <w:lastRenderedPageBreak/>
+      <w:r>
+        <w:rPr>
+          <w:lang w:val="es-419" w:eastAsia="es-CO"/>
+        </w:rPr>
         <w:t xml:space="preserve">    </w:t>
       </w:r>
       <w:proofErr w:type="spellStart"/>
@@ -18767,6 +18814,21 @@
     </w:p>
     <w:p>
       <w:pPr>
+        <w:spacing w:before="0" w:after="160" w:line="259" w:lineRule="auto"/>
+        <w:ind w:firstLine="0"/>
+        <w:rPr>
+          <w:lang w:val="es-419" w:eastAsia="es-CO"/>
+        </w:rPr>
+      </w:pPr>
+      <w:r>
+        <w:rPr>
+          <w:lang w:val="es-419" w:eastAsia="es-CO"/>
+        </w:rPr>
+        <w:br w:type="page"/>
+      </w:r>
+    </w:p>
+    <w:p>
+      <w:pPr>
         <w:rPr>
           <w:lang w:val="es-419" w:eastAsia="es-CO"/>
         </w:rPr>
@@ -18776,6 +18838,7 @@
         <w:rPr>
           <w:lang w:val="es-419" w:eastAsia="es-CO"/>
         </w:rPr>
+        <w:lastRenderedPageBreak/>
         <w:t>public</w:t>
       </w:r>
       <w:proofErr w:type="spellEnd"/>
@@ -18799,13 +18862,6 @@
         </w:rPr>
         <w:t xml:space="preserve"> Ejemplo {</w:t>
       </w:r>
-    </w:p>
-    <w:p>
-      <w:pPr>
-        <w:rPr>
-          <w:lang w:val="es-419" w:eastAsia="es-CO"/>
-        </w:rPr>
-      </w:pPr>
     </w:p>
     <w:p>
       <w:pPr>
@@ -19406,7 +19462,6 @@
     <w:p>
       <w:pPr>
         <w:pStyle w:val="Titulosgenerales"/>
-        <w:ind w:left="-360"/>
         <w:rPr>
           <w:u w:val="single"/>
         </w:rPr>
@@ -27015,6 +27070,7 @@
   <w:style w:type="character" w:default="1" w:styleId="Fuentedeprrafopredeter">
     <w:name w:val="Default Paragraph Font"/>
     <w:uiPriority w:val="1"/>
+    <w:semiHidden/>
     <w:unhideWhenUsed/>
   </w:style>
   <w:style w:type="table" w:default="1" w:styleId="Tablanormal">
